--- a/teaching/documents/shawn-crook-cocagne-teaching-resume.docx
+++ b/teaching/documents/shawn-crook-cocagne-teaching-resume.docx
@@ -73,7 +73,23 @@
         <w:rPr>
           <w:b/>
         </w:rPr>
-        <w:t>Alternative Teaching License (ALT)</w:t>
+        <w:t>Alternative Teaching License (ALT) | Science Education (Grades 6-12)</w:t>
+      </w:r>
+    </w:p>
+    <w:p>
+      <w:pPr>
+        <w:pStyle w:val="ResumeEntry"/>
+        <w:rPr>
+          <w:i/>
+          <w:sz w:val="21"/>
+        </w:rPr>
+      </w:pPr>
+      <w:r>
+        <w:rPr>
+          <w:i/>
+          <w:sz w:val="21"/>
+        </w:rPr>
+        <w:t>Credential 24556952 | Issued July 20, 2026 | Expires July 20, 2028</w:t>
       </w:r>
     </w:p>
     <w:p>
@@ -192,7 +208,7 @@
         </w:numPr>
       </w:pPr>
       <w:r>
-        <w:t>Managed the chemical cabinet and laboratory safety; designed a QR-code usage logbook and inventory system, reorganized storage using Flinn guidance, disposed of legacy 18 M sulfuric acid following Flinn procedures, and improved containment for another acid container.</w:t>
+        <w:t>Managed chemical cabinet safety; built a QR-code inventory and logbook, reorganized storage using Flinn guidance, disposed of legacy 18 M sulfuric acid following Flinn procedures, and improved acid containment.</w:t>
       </w:r>
     </w:p>
     <w:p>
@@ -217,7 +233,7 @@
         <w:spacing w:after="100"/>
       </w:pPr>
       <w:r>
-        <w:t>Applied classroom management strategies and upheld student accommodations and requirements in Individualized Education Programs (IEPs) and Section 504 plans.</w:t>
+        <w:t>Applied classroom management strategies and implemented IEP and Section 504 requirements.</w:t>
       </w:r>
     </w:p>
     <w:p>
@@ -309,7 +325,7 @@
         <w:t>Technology:</w:t>
       </w:r>
       <w:r>
-        <w:t xml:space="preserve"> Google Workspace | Google Drive | Infinite Campus | Microsoft Office | Digital simulations | Document creation | AI competency</w:t>
+        <w:t xml:space="preserve"> Google Workspace | Google Drive | Google Apps Script | Infinite Campus | Microsoft Office | PhET | OpenStax | Document creation</w:t>
       </w:r>
     </w:p>
     <w:p>
@@ -452,7 +468,7 @@
     </w:p>
     <w:p>
       <w:pPr>
-        <w:spacing w:after="0" w:line="160" w:lineRule="exact"/>
+        <w:spacing w:after="0" w:line="20" w:lineRule="exact"/>
       </w:pPr>
     </w:p>
     <w:p>
@@ -474,13 +490,8 @@
         <w:jc w:val="center"/>
       </w:pPr>
       <w:hyperlink r:id="rId8">
-        <w:proofErr w:type="spellStart"/>
         <w:r>
-          <w:t>steadystategames.dev</w:t>
-        </w:r>
-        <w:proofErr w:type="spellEnd"/>
-        <w:r>
-          <w:t>/teaching</w:t>
+          <w:t>steadystategames.dev/teaching</w:t>
         </w:r>
       </w:hyperlink>
     </w:p>

--- a/teaching/documents/shawn-crook-cocagne-teaching-resume.docx
+++ b/teaching/documents/shawn-crook-cocagne-teaching-resume.docx
@@ -184,7 +184,7 @@
         <w:t>Courses:</w:t>
       </w:r>
       <w:r>
-        <w:t xml:space="preserve"> Physics, Honors Physics, Anatomy and Physiology, Chemistry, Honors Chemistry, 9th Grade Physical Science, and Circuits.</w:t>
+        <w:t xml:space="preserve"> Physics, Anatomy and Physiology, Chemistry, 9th Grade Physical Science, and Circuits.</w:t>
       </w:r>
     </w:p>
     <w:p>
@@ -302,30 +302,142 @@
     </w:p>
     <w:p>
       <w:pPr>
-        <w:spacing w:after="120" w:line="280" w:lineRule="exact"/>
+        <w:pStyle w:val="Heading1"/>
+        <w:pBdr>
+          <w:bottom w:val="single" w:sz="4" w:space="3" w:color="B0B0B0"/>
+        </w:pBdr>
+        <w:spacing w:before="0" w:after="120" w:line="260" w:lineRule="exact"/>
+        <w:rPr>
+          <w:rFonts w:eastAsiaTheme="minorEastAsia"/>
+          <w:b w:val="0"/>
+          <w:bCs w:val="0"/>
+          <w:sz w:val="22"/>
+          <w:szCs w:val="22"/>
+        </w:rPr>
       </w:pPr>
       <w:r>
         <w:rPr>
-          <w:b/>
+          <w:rFonts w:eastAsiaTheme="minorEastAsia"/>
+          <w:bCs w:val="0"/>
+          <w:sz w:val="22"/>
+          <w:szCs w:val="22"/>
         </w:rPr>
-        <w:t>Instruction:</w:t>
+        <w:t>Teaching:</w:t>
       </w:r>
       <w:r>
-        <w:t xml:space="preserve"> Individualized instruction | Asynchronous project management | Lesson planning across multiple preps | Classroom management | IEP and 504 accommodations | Digital assessment design | Laboratory safety</w:t>
+        <w:rPr>
+          <w:rFonts w:eastAsiaTheme="minorEastAsia"/>
+          <w:b w:val="0"/>
+          <w:bCs w:val="0"/>
+          <w:sz w:val="22"/>
+          <w:szCs w:val="22"/>
+        </w:rPr>
+        <w:t xml:space="preserve"> Individualized instruction, classroom management, IEP and 504 accommodations, laboratory safety.</w:t>
       </w:r>
     </w:p>
     <w:p>
       <w:pPr>
-        <w:spacing w:after="120" w:line="280" w:lineRule="exact"/>
+        <w:pStyle w:val="Heading1"/>
+        <w:pBdr>
+          <w:bottom w:val="single" w:sz="4" w:space="3" w:color="B0B0B0"/>
+        </w:pBdr>
+        <w:spacing w:before="0" w:after="120" w:line="260" w:lineRule="exact"/>
+        <w:rPr>
+          <w:rFonts w:eastAsiaTheme="minorEastAsia"/>
+          <w:b w:val="0"/>
+          <w:bCs w:val="0"/>
+          <w:sz w:val="22"/>
+          <w:szCs w:val="22"/>
+        </w:rPr>
       </w:pPr>
       <w:r>
         <w:rPr>
-          <w:b/>
+          <w:rFonts w:eastAsiaTheme="minorEastAsia"/>
+          <w:bCs w:val="0"/>
+          <w:sz w:val="22"/>
+          <w:szCs w:val="22"/>
         </w:rPr>
-        <w:t>Technology:</w:t>
+        <w:t>Planning and assessment:</w:t>
       </w:r>
       <w:r>
-        <w:t xml:space="preserve"> Google Workspace | Google Drive | Google Apps Script | Infinite Campus | Microsoft Office | PhET | OpenStax | Document creation</w:t>
+        <w:rPr>
+          <w:rFonts w:eastAsiaTheme="minorEastAsia"/>
+          <w:b w:val="0"/>
+          <w:bCs w:val="0"/>
+          <w:sz w:val="22"/>
+          <w:szCs w:val="22"/>
+        </w:rPr>
+        <w:t xml:space="preserve"> Asynchronous project management, multi-prep lesson planning, digital assessment design.</w:t>
+      </w:r>
+    </w:p>
+    <w:p>
+      <w:pPr>
+        <w:pStyle w:val="Heading1"/>
+        <w:pBdr>
+          <w:bottom w:val="single" w:sz="4" w:space="3" w:color="B0B0B0"/>
+        </w:pBdr>
+        <w:spacing w:before="0" w:after="120" w:line="260" w:lineRule="exact"/>
+        <w:rPr>
+          <w:rFonts w:eastAsiaTheme="minorEastAsia"/>
+          <w:b w:val="0"/>
+          <w:bCs w:val="0"/>
+          <w:sz w:val="22"/>
+          <w:szCs w:val="22"/>
+        </w:rPr>
+      </w:pPr>
+      <w:r>
+        <w:rPr>
+          <w:rFonts w:eastAsiaTheme="minorEastAsia"/>
+          <w:bCs w:val="0"/>
+          <w:sz w:val="22"/>
+          <w:szCs w:val="22"/>
+        </w:rPr>
+        <w:t>Productivity:</w:t>
+      </w:r>
+      <w:r>
+        <w:rPr>
+          <w:rFonts w:eastAsiaTheme="minorEastAsia"/>
+          <w:b w:val="0"/>
+          <w:bCs w:val="0"/>
+          <w:sz w:val="22"/>
+          <w:szCs w:val="22"/>
+        </w:rPr>
+        <w:t xml:space="preserve"> Google Workspace, Google Drive, Google Apps Script, Microsoft Office, document creation.</w:t>
+      </w:r>
+    </w:p>
+    <w:p>
+      <w:pPr>
+        <w:pStyle w:val="Heading1"/>
+        <w:pBdr>
+          <w:bottom w:val="single" w:sz="4" w:space="3" w:color="B0B0B0"/>
+        </w:pBdr>
+        <w:spacing w:before="0" w:after="120" w:line="260" w:lineRule="exact"/>
+        <w:rPr>
+          <w:rFonts w:eastAsiaTheme="minorEastAsia"/>
+          <w:b w:val="0"/>
+          <w:bCs w:val="0"/>
+          <w:sz w:val="22"/>
+          <w:szCs w:val="22"/>
+        </w:rPr>
+      </w:pPr>
+      <w:r>
+        <w:rPr>
+          <w:rFonts w:eastAsiaTheme="minorEastAsia"/>
+          <w:bCs w:val="0"/>
+          <w:sz w:val="22"/>
+          <w:szCs w:val="22"/>
+        </w:rPr>
+        <w:t>Learning resources:</w:t>
+      </w:r>
+      <w:r>
+        <w:rPr>
+          <w:rFonts w:eastAsiaTheme="minorEastAsia"/>
+          <w:b w:val="0"/>
+          <w:bCs w:val="0"/>
+          <w:sz w:val="22"/>
+          <w:szCs w:val="22"/>
+        </w:rPr>
+        <w:t xml:space="preserve"> Infinite Campus, PhET, OpenStax.</w:t>
       </w:r>
     </w:p>
     <w:p>

--- a/teaching/documents/shawn-crook-cocagne-teaching-resume.docx
+++ b/teaching/documents/shawn-crook-cocagne-teaching-resume.docx
@@ -332,7 +332,47 @@
           <w:sz w:val="22"/>
           <w:szCs w:val="22"/>
         </w:rPr>
-        <w:t xml:space="preserve"> Individualized instruction, classroom management, IEP and 504 accommodations, laboratory safety.</w:t>
+        <w:t xml:space="preserve"> </w:t>
+      </w:r>
+      <w:r>
+        <w:rPr>
+          <w:rFonts w:eastAsiaTheme="minorEastAsia"/>
+          <w:b w:val="0"/>
+          <w:bCs w:val="0"/>
+          <w:sz w:val="22"/>
+          <w:szCs w:val="22"/>
+        </w:rPr>
+        <w:t>1 on 1 tutoring</w:t>
+      </w:r>
+      <w:r>
+        <w:rPr>
+          <w:rFonts w:eastAsiaTheme="minorEastAsia"/>
+          <w:b w:val="0"/>
+          <w:bCs w:val="0"/>
+          <w:sz w:val="22"/>
+          <w:szCs w:val="22"/>
+        </w:rPr>
+        <w:t xml:space="preserve">, </w:t>
+      </w:r>
+      <w:r>
+        <w:rPr>
+          <w:rFonts w:eastAsiaTheme="minorEastAsia"/>
+          <w:b w:val="0"/>
+          <w:bCs w:val="0"/>
+          <w:sz w:val="22"/>
+          <w:szCs w:val="22"/>
+        </w:rPr>
+        <w:t>finding alternatives strategies,</w:t>
+      </w:r>
+      <w:r>
+        <w:rPr>
+          <w:rFonts w:eastAsiaTheme="minorEastAsia"/>
+          <w:b w:val="0"/>
+          <w:bCs w:val="0"/>
+          <w:sz w:val="22"/>
+          <w:szCs w:val="22"/>
+        </w:rPr>
+        <w:t xml:space="preserve"> IEP and 504 accommodations, laboratory safety.</w:t>
       </w:r>
     </w:p>
     <w:p>
@@ -367,7 +407,47 @@
           <w:sz w:val="22"/>
           <w:szCs w:val="22"/>
         </w:rPr>
-        <w:t xml:space="preserve"> Asynchronous project management, multi-prep lesson planning, digital assessment design.</w:t>
+        <w:t xml:space="preserve"> Asynchronous project management</w:t>
+      </w:r>
+      <w:r>
+        <w:rPr>
+          <w:rFonts w:eastAsiaTheme="minorEastAsia"/>
+          <w:b w:val="0"/>
+          <w:bCs w:val="0"/>
+          <w:sz w:val="22"/>
+          <w:szCs w:val="22"/>
+        </w:rPr>
+        <w:t>,</w:t>
+      </w:r>
+      <w:r>
+        <w:rPr>
+          <w:rFonts w:eastAsiaTheme="minorEastAsia"/>
+          <w:b w:val="0"/>
+          <w:bCs w:val="0"/>
+          <w:sz w:val="22"/>
+          <w:szCs w:val="22"/>
+        </w:rPr>
+        <w:t xml:space="preserve"> </w:t>
+      </w:r>
+      <w:r>
+        <w:rPr>
+          <w:rFonts w:eastAsiaTheme="minorEastAsia"/>
+          <w:b w:val="0"/>
+          <w:bCs w:val="0"/>
+          <w:sz w:val="22"/>
+          <w:szCs w:val="22"/>
+        </w:rPr>
+        <w:t>slideshow creation</w:t>
+      </w:r>
+      <w:r>
+        <w:rPr>
+          <w:rFonts w:eastAsiaTheme="minorEastAsia"/>
+          <w:b w:val="0"/>
+          <w:bCs w:val="0"/>
+          <w:sz w:val="22"/>
+          <w:szCs w:val="22"/>
+        </w:rPr>
+        <w:t>, digital assessment design.</w:t>
       </w:r>
     </w:p>
     <w:p>
@@ -402,7 +482,27 @@
           <w:sz w:val="22"/>
           <w:szCs w:val="22"/>
         </w:rPr>
-        <w:t xml:space="preserve"> Google Workspace, Google Drive, Google Apps Script, Microsoft Office, document creation.</w:t>
+        <w:t xml:space="preserve"> Google Workspace, Google Drive, Google Apps Script, Microsoft Office</w:t>
+      </w:r>
+      <w:r>
+        <w:rPr>
+          <w:rFonts w:eastAsiaTheme="minorEastAsia"/>
+          <w:b w:val="0"/>
+          <w:bCs w:val="0"/>
+          <w:sz w:val="22"/>
+          <w:szCs w:val="22"/>
+        </w:rPr>
+        <w:t>, Google Calendar</w:t>
+      </w:r>
+      <w:r>
+        <w:rPr>
+          <w:rFonts w:eastAsiaTheme="minorEastAsia"/>
+          <w:b w:val="0"/>
+          <w:bCs w:val="0"/>
+          <w:sz w:val="22"/>
+          <w:szCs w:val="22"/>
+        </w:rPr>
+        <w:t>, AI.</w:t>
       </w:r>
     </w:p>
     <w:p>
@@ -427,7 +527,25 @@
           <w:sz w:val="22"/>
           <w:szCs w:val="22"/>
         </w:rPr>
-        <w:t>Learning resources:</w:t>
+        <w:t xml:space="preserve">Learning </w:t>
+      </w:r>
+      <w:r>
+        <w:rPr>
+          <w:rFonts w:eastAsiaTheme="minorEastAsia"/>
+          <w:bCs w:val="0"/>
+          <w:sz w:val="22"/>
+          <w:szCs w:val="22"/>
+        </w:rPr>
+        <w:t>R</w:t>
+      </w:r>
+      <w:r>
+        <w:rPr>
+          <w:rFonts w:eastAsiaTheme="minorEastAsia"/>
+          <w:bCs w:val="0"/>
+          <w:sz w:val="22"/>
+          <w:szCs w:val="22"/>
+        </w:rPr>
+        <w:t>esources:</w:t>
       </w:r>
       <w:r>
         <w:rPr>
@@ -437,7 +555,37 @@
           <w:sz w:val="22"/>
           <w:szCs w:val="22"/>
         </w:rPr>
-        <w:t xml:space="preserve"> Infinite Campus, PhET, OpenStax.</w:t>
+        <w:t xml:space="preserve"> Infinite Campus,</w:t>
+      </w:r>
+      <w:r>
+        <w:rPr>
+          <w:rFonts w:eastAsiaTheme="minorEastAsia"/>
+          <w:b w:val="0"/>
+          <w:bCs w:val="0"/>
+          <w:sz w:val="22"/>
+          <w:szCs w:val="22"/>
+        </w:rPr>
+        <w:t xml:space="preserve"> Canvas, </w:t>
+      </w:r>
+      <w:r>
+        <w:rPr>
+          <w:rFonts w:eastAsiaTheme="minorEastAsia"/>
+          <w:b w:val="0"/>
+          <w:bCs w:val="0"/>
+          <w:sz w:val="22"/>
+          <w:szCs w:val="22"/>
+        </w:rPr>
+        <w:t>PhET, OpenStax</w:t>
+      </w:r>
+      <w:r>
+        <w:rPr>
+          <w:rFonts w:eastAsiaTheme="minorEastAsia"/>
+          <w:b w:val="0"/>
+          <w:bCs w:val="0"/>
+          <w:sz w:val="22"/>
+          <w:szCs w:val="22"/>
+        </w:rPr>
+        <w:t>, and more.</w:t>
       </w:r>
     </w:p>
     <w:p>

--- a/teaching/documents/shawn-crook-cocagne-teaching-resume.docx
+++ b/teaching/documents/shawn-crook-cocagne-teaching-resume.docx
@@ -286,7 +286,13 @@
         <w:t>Additional credential:</w:t>
       </w:r>
       <w:r>
-        <w:t xml:space="preserve"> Engineer In Training (FE Chemical), June 2024.</w:t>
+        <w:t xml:space="preserve"> </w:t>
+      </w:r>
+      <w:r>
+        <w:t>Engineer in Training</w:t>
+      </w:r>
+      <w:r>
+        <w:t xml:space="preserve"> (FE Chemical), June 2024.</w:t>
       </w:r>
     </w:p>
     <w:p>
@@ -342,7 +348,7 @@
           <w:sz w:val="22"/>
           <w:szCs w:val="22"/>
         </w:rPr>
-        <w:t>1 on 1 tutoring</w:t>
+        <w:t>one-on-one tutoring</w:t>
       </w:r>
       <w:r>
         <w:rPr>
@@ -362,7 +368,17 @@
           <w:sz w:val="22"/>
           <w:szCs w:val="22"/>
         </w:rPr>
-        <w:t>finding alternatives strategies,</w:t>
+        <w:t>finding alternative strategies</w:t>
+      </w:r>
+      <w:r>
+        <w:rPr>
+          <w:rFonts w:eastAsiaTheme="minorEastAsia"/>
+          <w:b w:val="0"/>
+          <w:bCs w:val="0"/>
+          <w:sz w:val="22"/>
+          <w:szCs w:val="22"/>
+        </w:rPr>
+        <w:t>,</w:t>
       </w:r>
       <w:r>
         <w:rPr>
@@ -527,25 +543,7 @@
           <w:sz w:val="22"/>
           <w:szCs w:val="22"/>
         </w:rPr>
-        <w:t xml:space="preserve">Learning </w:t>
-      </w:r>
-      <w:r>
-        <w:rPr>
-          <w:rFonts w:eastAsiaTheme="minorEastAsia"/>
-          <w:bCs w:val="0"/>
-          <w:sz w:val="22"/>
-          <w:szCs w:val="22"/>
-        </w:rPr>
-        <w:t>R</w:t>
-      </w:r>
-      <w:r>
-        <w:rPr>
-          <w:rFonts w:eastAsiaTheme="minorEastAsia"/>
-          <w:bCs w:val="0"/>
-          <w:sz w:val="22"/>
-          <w:szCs w:val="22"/>
-        </w:rPr>
-        <w:t>esources:</w:t>
+        <w:t>Learning resources:</w:t>
       </w:r>
       <w:r>
         <w:rPr>
@@ -710,7 +708,7 @@
         <w:rPr>
           <w:i/>
         </w:rPr>
-        <w:t>Peer Assisted Learning Lab Tutor</w:t>
+        <w:t>Peer-Assisted Learning Lab Tutor</w:t>
       </w:r>
     </w:p>
     <w:p>
